--- a/11 august.docx
+++ b/11 august.docx
@@ -2850,6 +2850,7 @@
           <w:kern w:val="36"/>
           <w:sz w:val="32"/>
           <w:szCs w:val="32"/>
+          <w:highlight w:val="yellow"/>
           <w:lang w:eastAsia="en-IN"/>
           <w14:ligatures w14:val="none"/>
         </w:rPr>
@@ -3973,6 +3974,9 @@
     <w:p/>
     <w:p>
       <w:r>
+        <w:rPr>
+          <w:noProof/>
+        </w:rPr>
         <w:lastRenderedPageBreak/>
         <w:drawing>
           <wp:inline distT="0" distB="0" distL="0" distR="0" wp14:anchorId="37164166" wp14:editId="490CFB65">
@@ -4049,6 +4053,9 @@
     </w:p>
     <w:p>
       <w:r>
+        <w:rPr>
+          <w:noProof/>
+        </w:rPr>
         <w:drawing>
           <wp:inline distT="0" distB="0" distL="0" distR="0" wp14:anchorId="40EB6A83" wp14:editId="2261F3EA">
             <wp:extent cx="5467631" cy="1111307"/>
@@ -4088,6 +4095,9 @@
     </w:p>
     <w:p>
       <w:r>
+        <w:rPr>
+          <w:noProof/>
+        </w:rPr>
         <w:drawing>
           <wp:inline distT="0" distB="0" distL="0" distR="0" wp14:anchorId="7D010BCE" wp14:editId="1D5337BF">
             <wp:extent cx="5391150" cy="2616200"/>
@@ -4132,6 +4142,9 @@
     </w:p>
     <w:p>
       <w:r>
+        <w:rPr>
+          <w:noProof/>
+        </w:rPr>
         <w:drawing>
           <wp:inline distT="0" distB="0" distL="0" distR="0" wp14:anchorId="30B94A67" wp14:editId="0D4ECED7">
             <wp:extent cx="5471531" cy="1828800"/>
@@ -4177,6 +4190,9 @@
     </w:p>
     <w:p>
       <w:r>
+        <w:rPr>
+          <w:noProof/>
+        </w:rPr>
         <w:drawing>
           <wp:inline distT="0" distB="0" distL="0" distR="0" wp14:anchorId="3083E9C8" wp14:editId="4FAC6390">
             <wp:extent cx="5435879" cy="3657788"/>
@@ -4242,13 +4258,7 @@
         <w:t>Contact</w:t>
       </w:r>
       <w:r>
-        <w:t xml:space="preserve"> if Account → Contact </w:t>
-      </w:r>
-      <w:r>
-        <w:t>was</w:t>
-      </w:r>
-      <w:r>
-        <w:t xml:space="preserve"> a normal Master-Detail relationship.</w:t>
+        <w:t xml:space="preserve"> if Account → Contact was a normal Master-Detail relationship.</w:t>
       </w:r>
     </w:p>
     <w:p>
@@ -4265,10 +4275,7 @@
     </w:p>
     <w:p>
       <w:r>
-        <w:t>So,</w:t>
-      </w:r>
-      <w:r>
-        <w:t xml:space="preserve"> the result is:</w:t>
+        <w:t>So, the result is:</w:t>
       </w:r>
     </w:p>
     <w:p>
@@ -4295,21 +4302,7 @@
           <w:b/>
           <w:bCs/>
         </w:rPr>
-        <w:t xml:space="preserve">Account → Contact has some Master-Detail-like </w:t>
-      </w:r>
-      <w:r>
-        <w:rPr>
-          <w:b/>
-          <w:bCs/>
-        </w:rPr>
-        <w:t>behaviour</w:t>
-      </w:r>
-      <w:r>
-        <w:rPr>
-          <w:b/>
-          <w:bCs/>
-        </w:rPr>
-        <w:t xml:space="preserve"> (such as cascade deletion)</w:t>
+        <w:t>Account → Contact has some Master-Detail-like behaviour (such as cascade deletion)</w:t>
       </w:r>
       <w:r>
         <w:t xml:space="preserve">, it is </w:t>
@@ -4579,16 +4572,7 @@
     </w:p>
     <w:p>
       <w:r>
-        <w:t>y</w:t>
-      </w:r>
-      <w:r>
-        <w:t xml:space="preserve">ou observed two different </w:t>
-      </w:r>
-      <w:r>
-        <w:t>behaviours</w:t>
-      </w:r>
-      <w:r>
-        <w:t>:</w:t>
+        <w:t>you observed two different behaviours:</w:t>
       </w:r>
     </w:p>
     <w:p>
@@ -4685,14 +4669,7 @@
           <w:b/>
           <w:bCs/>
         </w:rPr>
-        <w:t xml:space="preserve">Point 1: </w:t>
-      </w:r>
-      <w:r>
-        <w:rPr>
-          <w:b/>
-          <w:bCs/>
-        </w:rPr>
-        <w:t>Account is deleted → Opportunity is also deleted</w:t>
+        <w:t>Point 1: Account is deleted → Opportunity is also deleted</w:t>
       </w:r>
     </w:p>
     <w:p>
@@ -4745,6 +4722,9 @@
     </w:p>
     <w:p>
       <w:r>
+        <w:rPr>
+          <w:noProof/>
+        </w:rPr>
         <w:drawing>
           <wp:inline distT="0" distB="0" distL="0" distR="0" wp14:anchorId="19676284" wp14:editId="40A0AB09">
             <wp:extent cx="5731510" cy="2301240"/>
@@ -4799,6 +4779,9 @@
     </w:p>
     <w:p>
       <w:r>
+        <w:rPr>
+          <w:noProof/>
+        </w:rPr>
         <w:drawing>
           <wp:inline distT="0" distB="0" distL="0" distR="0" wp14:anchorId="19D007D2" wp14:editId="7C25F007">
             <wp:extent cx="5731510" cy="1819910"/>
@@ -4906,6 +4889,9 @@
     </w:p>
     <w:p>
       <w:r>
+        <w:rPr>
+          <w:noProof/>
+        </w:rPr>
         <w:drawing>
           <wp:inline distT="0" distB="0" distL="0" distR="0" wp14:anchorId="44E677B6" wp14:editId="3A29F574">
             <wp:extent cx="5731510" cy="2266122"/>
@@ -4945,6 +4931,9 @@
     </w:p>
     <w:p>
       <w:r>
+        <w:rPr>
+          <w:noProof/>
+        </w:rPr>
         <w:drawing>
           <wp:inline distT="0" distB="0" distL="0" distR="0" wp14:anchorId="0ACF46F4" wp14:editId="50E3D23E">
             <wp:extent cx="5803900" cy="2266122"/>
@@ -4997,6 +4986,9 @@
     </w:p>
     <w:p>
       <w:r>
+        <w:rPr>
+          <w:noProof/>
+        </w:rPr>
         <w:drawing>
           <wp:inline distT="0" distB="0" distL="0" distR="0" wp14:anchorId="7E0F0A43" wp14:editId="245C3B88">
             <wp:extent cx="5731510" cy="1750060"/>
@@ -5046,14 +5038,7 @@
           <w:b/>
           <w:bCs/>
         </w:rPr>
-        <w:t xml:space="preserve">Point 2:  </w:t>
-      </w:r>
-      <w:r>
-        <w:rPr>
-          <w:b/>
-          <w:bCs/>
-        </w:rPr>
-        <w:t>Roll-Up Summary can be created</w:t>
+        <w:t>Point 2:  Roll-Up Summary can be created</w:t>
       </w:r>
       <w:r>
         <w:rPr>
@@ -5070,6 +5055,9 @@
     </w:p>
     <w:p>
       <w:r>
+        <w:rPr>
+          <w:noProof/>
+        </w:rPr>
         <w:lastRenderedPageBreak/>
         <w:drawing>
           <wp:inline distT="0" distB="0" distL="0" distR="0" wp14:anchorId="683A62CF" wp14:editId="22ED8960">
@@ -5115,6 +5103,9 @@
     </w:p>
     <w:p>
       <w:r>
+        <w:rPr>
+          <w:noProof/>
+        </w:rPr>
         <w:drawing>
           <wp:inline distT="0" distB="0" distL="0" distR="0" wp14:anchorId="34C60E9F" wp14:editId="211F9C14">
             <wp:extent cx="5731510" cy="770890"/>
@@ -5159,6 +5150,9 @@
     </w:p>
     <w:p>
       <w:r>
+        <w:rPr>
+          <w:noProof/>
+        </w:rPr>
         <w:drawing>
           <wp:inline distT="0" distB="0" distL="0" distR="0" wp14:anchorId="1266F588" wp14:editId="49C81FC0">
             <wp:extent cx="5731510" cy="2353945"/>
@@ -5203,6 +5197,9 @@
     </w:p>
     <w:p>
       <w:r>
+        <w:rPr>
+          <w:noProof/>
+        </w:rPr>
         <w:drawing>
           <wp:inline distT="0" distB="0" distL="0" distR="0" wp14:anchorId="1EF036C4" wp14:editId="23ADD017">
             <wp:extent cx="5731510" cy="1437640"/>
@@ -5247,6 +5244,9 @@
     </w:p>
     <w:p>
       <w:r>
+        <w:rPr>
+          <w:noProof/>
+        </w:rPr>
         <w:lastRenderedPageBreak/>
         <w:drawing>
           <wp:inline distT="0" distB="0" distL="0" distR="0" wp14:anchorId="783AFE27" wp14:editId="3A5A573F">
@@ -5292,6 +5292,9 @@
     </w:p>
     <w:p>
       <w:r>
+        <w:rPr>
+          <w:noProof/>
+        </w:rPr>
         <w:drawing>
           <wp:inline distT="0" distB="0" distL="0" distR="0" wp14:anchorId="0FD3EF9F" wp14:editId="36301FCC">
             <wp:extent cx="5731510" cy="1486535"/>
@@ -5414,6 +5417,9 @@
     </w:p>
     <w:p>
       <w:r>
+        <w:rPr>
+          <w:noProof/>
+        </w:rPr>
         <w:drawing>
           <wp:inline distT="0" distB="0" distL="0" distR="0" wp14:anchorId="6BB035B8" wp14:editId="254BAB12">
             <wp:extent cx="5731510" cy="1494790"/>
@@ -5466,6 +5472,9 @@
     </w:p>
     <w:p>
       <w:r>
+        <w:rPr>
+          <w:noProof/>
+        </w:rPr>
         <w:lastRenderedPageBreak/>
         <w:drawing>
           <wp:inline distT="0" distB="0" distL="0" distR="0" wp14:anchorId="7AB54600" wp14:editId="27E3DB4A">
@@ -6122,6 +6131,9 @@
         <w:spacing w:after="0" w:line="240" w:lineRule="auto"/>
       </w:pPr>
       <w:r>
+        <w:rPr>
+          <w:noProof/>
+        </w:rPr>
         <w:drawing>
           <wp:inline distT="0" distB="0" distL="0" distR="0" wp14:anchorId="38352D36" wp14:editId="3C61A365">
             <wp:extent cx="5731510" cy="930275"/>
@@ -6172,6 +6184,9 @@
         <w:spacing w:after="0" w:line="240" w:lineRule="auto"/>
       </w:pPr>
       <w:r>
+        <w:rPr>
+          <w:noProof/>
+        </w:rPr>
         <w:drawing>
           <wp:inline distT="0" distB="0" distL="0" distR="0" wp14:anchorId="37E30F2D" wp14:editId="5AE6D98F">
             <wp:extent cx="5731510" cy="1500505"/>
@@ -6222,6 +6237,9 @@
         <w:spacing w:after="0" w:line="240" w:lineRule="auto"/>
       </w:pPr>
       <w:r>
+        <w:rPr>
+          <w:noProof/>
+        </w:rPr>
         <w:lastRenderedPageBreak/>
         <w:drawing>
           <wp:inline distT="0" distB="0" distL="0" distR="0" wp14:anchorId="2B53D3C1" wp14:editId="19AC91CC">
@@ -6273,6 +6291,9 @@
         <w:spacing w:after="0" w:line="240" w:lineRule="auto"/>
       </w:pPr>
       <w:r>
+        <w:rPr>
+          <w:noProof/>
+        </w:rPr>
         <w:drawing>
           <wp:inline distT="0" distB="0" distL="0" distR="0" wp14:anchorId="770956F1" wp14:editId="7173F575">
             <wp:extent cx="5731510" cy="2164715"/>
@@ -6323,6 +6344,9 @@
         <w:spacing w:after="0" w:line="240" w:lineRule="auto"/>
       </w:pPr>
       <w:r>
+        <w:rPr>
+          <w:noProof/>
+        </w:rPr>
         <w:drawing>
           <wp:inline distT="0" distB="0" distL="0" distR="0" wp14:anchorId="6D8D3EFF" wp14:editId="29681DD3">
             <wp:extent cx="5731510" cy="2380615"/>
@@ -6373,6 +6397,9 @@
         <w:spacing w:after="0" w:line="240" w:lineRule="auto"/>
       </w:pPr>
       <w:r>
+        <w:rPr>
+          <w:noProof/>
+        </w:rPr>
         <w:drawing>
           <wp:inline distT="0" distB="0" distL="0" distR="0" wp14:anchorId="20C8E3C1" wp14:editId="4E9E28F8">
             <wp:extent cx="5731510" cy="686435"/>
@@ -6532,6 +6559,9 @@
         <w:spacing w:after="0" w:line="240" w:lineRule="auto"/>
       </w:pPr>
       <w:r>
+        <w:rPr>
+          <w:noProof/>
+        </w:rPr>
         <w:drawing>
           <wp:inline distT="0" distB="0" distL="0" distR="0" wp14:anchorId="013485F9" wp14:editId="70F5AF23">
             <wp:extent cx="5731510" cy="1440180"/>
@@ -6582,6 +6612,9 @@
         <w:spacing w:after="0" w:line="240" w:lineRule="auto"/>
       </w:pPr>
       <w:r>
+        <w:rPr>
+          <w:noProof/>
+        </w:rPr>
         <w:drawing>
           <wp:inline distT="0" distB="0" distL="0" distR="0" wp14:anchorId="2327C7A0" wp14:editId="6649342C">
             <wp:extent cx="5731510" cy="916940"/>
@@ -6637,6 +6670,9 @@
         <w:spacing w:after="0" w:line="240" w:lineRule="auto"/>
       </w:pPr>
       <w:r>
+        <w:rPr>
+          <w:noProof/>
+        </w:rPr>
         <w:drawing>
           <wp:inline distT="0" distB="0" distL="0" distR="0" wp14:anchorId="7B765B7A" wp14:editId="6D20C3F8">
             <wp:extent cx="5731510" cy="1620520"/>
@@ -6687,6 +6723,9 @@
         <w:spacing w:after="0" w:line="240" w:lineRule="auto"/>
       </w:pPr>
       <w:r>
+        <w:rPr>
+          <w:noProof/>
+        </w:rPr>
         <w:drawing>
           <wp:inline distT="0" distB="0" distL="0" distR="0" wp14:anchorId="087551B7" wp14:editId="17CC7F2C">
             <wp:extent cx="4273770" cy="2800494"/>
@@ -6738,6 +6777,9 @@
         <w:spacing w:after="0" w:line="240" w:lineRule="auto"/>
       </w:pPr>
       <w:r>
+        <w:rPr>
+          <w:noProof/>
+        </w:rPr>
         <w:drawing>
           <wp:inline distT="0" distB="0" distL="0" distR="0" wp14:anchorId="68EF7660" wp14:editId="459D41AD">
             <wp:extent cx="4349974" cy="2248016"/>
@@ -6798,6 +6840,9 @@
         <w:spacing w:after="0" w:line="240" w:lineRule="auto"/>
       </w:pPr>
       <w:r>
+        <w:rPr>
+          <w:noProof/>
+        </w:rPr>
         <w:drawing>
           <wp:inline distT="0" distB="0" distL="0" distR="0" wp14:anchorId="76705A32" wp14:editId="5C739BA4">
             <wp:extent cx="5731510" cy="678180"/>
@@ -10089,6 +10134,7 @@
   <w:style w:type="character" w:default="1" w:styleId="DefaultParagraphFont">
     <w:name w:val="Default Paragraph Font"/>
     <w:uiPriority w:val="1"/>
+    <w:semiHidden/>
     <w:unhideWhenUsed/>
   </w:style>
   <w:style w:type="table" w:default="1" w:styleId="TableNormal">
